--- a/influencer_submission/ijrm/title_page.docx
+++ b/influencer_submission/ijrm/title_page.docx
@@ -2,13 +2,13 @@
 <file path=word/document.xml><?xml version="1.0" encoding="utf-8"?>
 <w:document xmlns:w="http://schemas.openxmlformats.org/wordprocessingml/2006/main" xmlns:m="http://schemas.openxmlformats.org/officeDocument/2006/math" xmlns:r="http://schemas.openxmlformats.org/officeDocument/2006/relationships" xmlns:o="urn:schemas-microsoft-com:office:office" xmlns:v="urn:schemas-microsoft-com:vml" xmlns:w10="urn:schemas-microsoft-com:office:word" xmlns:a="http://schemas.openxmlformats.org/drawingml/2006/main" xmlns:pic="http://schemas.openxmlformats.org/drawingml/2006/picture" xmlns:wp="http://schemas.openxmlformats.org/drawingml/2006/wordprocessingDrawing">
   <w:body>
-    <w:bookmarkStart w:id="20" w:name="title-page-not-blinded-upload-separately"/>
+    <w:bookmarkStart w:id="20" w:name="X4499d3a803f0314f196aa5df3b3d954b02c81fe"/>
     <w:p>
       <w:pPr>
         <w:pStyle w:val="Heading1"/>
       </w:pPr>
       <w:r>
-        <w:t xml:space="preserve">Title Page (not blinded; upload separately)</w:t>
+        <w:t xml:space="preserve">Title Page (upload as a separate file; not anonymized)</w:t>
       </w:r>
     </w:p>
     <w:p>
@@ -38,13 +38,31 @@
           <w:bCs/>
           <w:b/>
         </w:rPr>
-        <w:t xml:space="preserve">Author(s):</w:t>
+        <w:t xml:space="preserve">Authors:</w:t>
       </w:r>
       <w:r>
         <w:t xml:space="preserve"> </w:t>
       </w:r>
       <w:r>
-        <w:t xml:space="preserve">[AUTHOR TO COMPLETE: names, affiliations, e-mail, ORCID]</w:t>
+        <w:t xml:space="preserve">[AUTHOR TO COMPLETE: given name(s) and family name(s), in the order used in the submission system]</w:t>
+      </w:r>
+    </w:p>
+    <w:p>
+      <w:pPr>
+        <w:pStyle w:val="BodyText"/>
+      </w:pPr>
+      <w:r>
+        <w:rPr>
+          <w:bCs/>
+          <w:b/>
+        </w:rPr>
+        <w:t xml:space="preserve">Affiliations:</w:t>
+      </w:r>
+      <w:r>
+        <w:t xml:space="preserve"> </w:t>
+      </w:r>
+      <w:r>
+        <w:t xml:space="preserve">[AUTHOR TO COMPLETE: full name and postal address of each affiliation, with country]</w:t>
       </w:r>
     </w:p>
     <w:p>
@@ -62,7 +80,58 @@
         <w:t xml:space="preserve"> </w:t>
       </w:r>
       <w:r>
-        <w:t xml:space="preserve">[AUTHOR TO COMPLETE]</w:t>
+        <w:t xml:space="preserve">[AUTHOR TO COMPLETE: name, full postal address, e-mail]</w:t>
+      </w:r>
+    </w:p>
+    <w:p>
+      <w:pPr>
+        <w:pStyle w:val="BodyText"/>
+      </w:pPr>
+      <w:r>
+        <w:rPr>
+          <w:bCs/>
+          <w:b/>
+        </w:rPr>
+        <w:t xml:space="preserve">Acknowledgments:</w:t>
+      </w:r>
+      <w:r>
+        <w:t xml:space="preserve"> </w:t>
+      </w:r>
+      <w:r>
+        <w:t xml:space="preserve">[AUTHOR TO COMPLETE or</w:t>
+      </w:r>
+      <w:r>
+        <w:t xml:space="preserve"> </w:t>
+      </w:r>
+      <w:r>
+        <w:t xml:space="preserve">“</w:t>
+      </w:r>
+      <w:r>
+        <w:t xml:space="preserve">None.</w:t>
+      </w:r>
+      <w:r>
+        <w:t xml:space="preserve">”</w:t>
+      </w:r>
+      <w:r>
+        <w:t xml:space="preserve">]</w:t>
+      </w:r>
+    </w:p>
+    <w:p>
+      <w:pPr>
+        <w:pStyle w:val="BodyText"/>
+      </w:pPr>
+      <w:r>
+        <w:rPr>
+          <w:bCs/>
+          <w:b/>
+        </w:rPr>
+        <w:t xml:space="preserve">Declaration of competing interests:</w:t>
+      </w:r>
+      <w:r>
+        <w:t xml:space="preserve"> </w:t>
+      </w:r>
+      <w:r>
+        <w:t xml:space="preserve">[AUTHOR TO COMPLETE. Also complete the journal’s declarations tool and upload the resulting Word document.]</w:t>
       </w:r>
     </w:p>
     <w:p>
@@ -80,7 +149,22 @@
         <w:t xml:space="preserve"> </w:t>
       </w:r>
       <w:r>
-        <w:t xml:space="preserve">[AUTHOR TO COMPLETE]</w:t>
+        <w:t xml:space="preserve">[AUTHOR TO COMPLETE, e.g.,</w:t>
+      </w:r>
+      <w:r>
+        <w:t xml:space="preserve"> </w:t>
+      </w:r>
+      <w:r>
+        <w:t xml:space="preserve">“</w:t>
+      </w:r>
+      <w:r>
+        <w:t xml:space="preserve">This research did not receive any specific grant from funding agencies in the public, commercial, or not-for-profit sectors.</w:t>
+      </w:r>
+      <w:r>
+        <w:t xml:space="preserve">”</w:t>
+      </w:r>
+      <w:r>
+        <w:t xml:space="preserve">]</w:t>
       </w:r>
     </w:p>
     <w:p>
@@ -92,31 +176,13 @@
           <w:bCs/>
           <w:b/>
         </w:rPr>
-        <w:t xml:space="preserve">Declaration of competing interest:</w:t>
+        <w:t xml:space="preserve">CRediT author statement:</w:t>
       </w:r>
       <w:r>
         <w:t xml:space="preserve"> </w:t>
       </w:r>
       <w:r>
-        <w:t xml:space="preserve">[AUTHOR TO COMPLETE]</w:t>
-      </w:r>
-    </w:p>
-    <w:p>
-      <w:pPr>
-        <w:pStyle w:val="BodyText"/>
-      </w:pPr>
-      <w:r>
-        <w:rPr>
-          <w:bCs/>
-          <w:b/>
-        </w:rPr>
-        <w:t xml:space="preserve">Data availability:</w:t>
-      </w:r>
-      <w:r>
-        <w:t xml:space="preserve"> </w:t>
-      </w:r>
-      <w:r>
-        <w:t xml:space="preserve">The simulation code and per-run results are available as an anonymized archive for review; the empirical analysis uses SAGraph (Zhang et al. 2025), CC-BY 4.0. [Add repository link after acceptance.]</w:t>
+        <w:t xml:space="preserve">[AUTHOR TO COMPLETE. Roles available: Conceptualization; Data curation; Formal analysis; Funding acquisition; Investigation; Methodology; Project administration; Resources; Software; Supervision; Validation; Visualization; Writing – original draft; Writing – review and editing.]</w:t>
       </w:r>
     </w:p>
     <w:p>
@@ -134,7 +200,7 @@
         <w:t xml:space="preserve"> </w:t>
       </w:r>
       <w:r>
-        <w:t xml:space="preserve">[AUTHOR TO COMPLETE according to Elsevier’s current policy. If an AI assistant was used for writing or coding, state it here.]</w:t>
+        <w:t xml:space="preserve">The statement also appears in the manuscript before the reference list. [AUTHOR TO CONFIRM; see the manuscript.]</w:t>
       </w:r>
     </w:p>
     <w:bookmarkEnd w:id="20"/>
